--- a/Quinta semana de Técnicas de Inteligencia Artificial.docx
+++ b/Quinta semana de Técnicas de Inteligencia Artificial.docx
@@ -48,6 +48,35 @@
           <w:rtl w:val="0"/>
         </w:rPr>
         <w:t xml:space="preserve"> El día Martes 22 de septiembre nos reunimos en equipo para ponernos de acuerdo que iba a hacer cada uno.</w:t>
+      </w:r>
+    </w:p>
+    <w:p>
+      <w:pPr>
+        <w:rPr/>
+      </w:pPr>
+      <w:r>
+        <w:rPr>
+          <w:rtl w:val="0"/>
+        </w:rPr>
+      </w:r>
+    </w:p>
+    <w:p>
+      <w:pPr>
+        <w:rPr/>
+      </w:pPr>
+      <w:r>
+        <w:rPr>
+          <w:b w:val="1"/>
+          <w:bCs w:val="1"/>
+          <w:rtl w:val="0"/>
+        </w:rPr>
+        <w:t xml:space="preserve">Actividad 2: </w:t>
+      </w:r>
+      <w:r>
+        <w:rPr>
+          <w:rtl w:val="0"/>
+        </w:rPr>
+        <w:t xml:space="preserve">El dia Martes 22 de septiembre cada integrante del equipo tenía una tarea  diferente relacionado con el proyecto, yo iba a hacer pruebas con el dron, y mis compañeros se encargaron de hacer la simulacion en tinkercard y webots</w:t>
       </w:r>
     </w:p>
     <w:sectPr>

--- a/Quinta semana de Técnicas de Inteligencia Artificial.docx
+++ b/Quinta semana de Técnicas de Inteligencia Artificial.docx
@@ -77,6 +77,35 @@
           <w:rtl w:val="0"/>
         </w:rPr>
         <w:t xml:space="preserve">El dia Martes 22 de septiembre cada integrante del equipo tenía una tarea  diferente relacionado con el proyecto, yo iba a hacer pruebas con el dron, y mis compañeros se encargaron de hacer la simulacion en tinkercard y webots</w:t>
+      </w:r>
+    </w:p>
+    <w:p>
+      <w:pPr>
+        <w:rPr/>
+      </w:pPr>
+      <w:r>
+        <w:rPr>
+          <w:rtl w:val="0"/>
+        </w:rPr>
+      </w:r>
+    </w:p>
+    <w:p>
+      <w:pPr>
+        <w:rPr/>
+      </w:pPr>
+      <w:r>
+        <w:rPr>
+          <w:b w:val="1"/>
+          <w:bCs w:val="1"/>
+          <w:rtl w:val="0"/>
+        </w:rPr>
+        <w:t xml:space="preserve">Actividad 3:</w:t>
+      </w:r>
+      <w:r>
+        <w:rPr>
+          <w:rtl w:val="0"/>
+        </w:rPr>
+        <w:t xml:space="preserve"> El día Jueves 24 de septiembre, hablamos con el profesor sobre nuestros avances, para decirle que el proyecto del dron sigue en pie.</w:t>
       </w:r>
     </w:p>
     <w:sectPr>
